--- a/daily/2026-09-05/word/GUIDE_20260905_05_CkdSkdKnockdownKitExportAssembly.docx
+++ b/daily/2026-09-05/word/GUIDE_20260905_05_CkdSkdKnockdownKitExportAssembly.docx
@@ -864,6 +864,150 @@
           </w:p>
         </w:tc>
       </w:tr>
+      <w:tr>
+        <w:tc>
+          <w:tcPr>
+            <w:tcW w:type="dxa" w:w="1234"/>
+          </w:tcPr>
+          <w:p>
+            <w:r>
+              <w:t>WTO Agreement on Customs Valuation</w:t>
+            </w:r>
+          </w:p>
+        </w:tc>
+        <w:tc>
+          <w:tcPr>
+            <w:tcW w:type="dxa" w:w="1234"/>
+          </w:tcPr>
+          <w:p>
+            <w:r>
+              <w:t>World Trade Organization</w:t>
+            </w:r>
+          </w:p>
+        </w:tc>
+        <w:tc>
+          <w:tcPr>
+            <w:tcW w:type="dxa" w:w="1234"/>
+          </w:tcPr>
+          <w:p>
+            <w:r>
+              <w:t>INT</w:t>
+            </w:r>
+          </w:p>
+        </w:tc>
+        <w:tc>
+          <w:tcPr>
+            <w:tcW w:type="dxa" w:w="1234"/>
+          </w:tcPr>
+          <w:p>
+            <w:r>
+              <w:t>T1/T2</w:t>
+            </w:r>
+          </w:p>
+        </w:tc>
+        <w:tc>
+          <w:tcPr>
+            <w:tcW w:type="dxa" w:w="1234"/>
+          </w:tcPr>
+          <w:p>
+            <w:r>
+              <w:t>VERIFIED</w:t>
+            </w:r>
+          </w:p>
+        </w:tc>
+        <w:tc>
+          <w:tcPr>
+            <w:tcW w:type="dxa" w:w="1234"/>
+          </w:tcPr>
+          <w:p>
+            <w:r>
+              <w:t>https://www.wto.org/english/tratop_e/valuation_e/valuation_e.htm</w:t>
+            </w:r>
+          </w:p>
+        </w:tc>
+        <w:tc>
+          <w:tcPr>
+            <w:tcW w:type="dxa" w:w="1234"/>
+          </w:tcPr>
+          <w:p>
+            <w:r>
+              <w:t>Customs valuation framework relevant when knockdown kits and assembled units are valued differently; does not itself set destination assembly tariffs</w:t>
+            </w:r>
+          </w:p>
+        </w:tc>
+      </w:tr>
+      <w:tr>
+        <w:tc>
+          <w:tcPr>
+            <w:tcW w:type="dxa" w:w="1234"/>
+          </w:tcPr>
+          <w:p>
+            <w:r>
+              <w:t>WCO HS Nomenclature — classification instruments (GRI)</w:t>
+            </w:r>
+          </w:p>
+        </w:tc>
+        <w:tc>
+          <w:tcPr>
+            <w:tcW w:type="dxa" w:w="1234"/>
+          </w:tcPr>
+          <w:p>
+            <w:r>
+              <w:t>World Customs Organization</w:t>
+            </w:r>
+          </w:p>
+        </w:tc>
+        <w:tc>
+          <w:tcPr>
+            <w:tcW w:type="dxa" w:w="1234"/>
+          </w:tcPr>
+          <w:p>
+            <w:r>
+              <w:t>INT</w:t>
+            </w:r>
+          </w:p>
+        </w:tc>
+        <w:tc>
+          <w:tcPr>
+            <w:tcW w:type="dxa" w:w="1234"/>
+          </w:tcPr>
+          <w:p>
+            <w:r>
+              <w:t>T1/T2</w:t>
+            </w:r>
+          </w:p>
+        </w:tc>
+        <w:tc>
+          <w:tcPr>
+            <w:tcW w:type="dxa" w:w="1234"/>
+          </w:tcPr>
+          <w:p>
+            <w:r>
+              <w:t>VERIFIED</w:t>
+            </w:r>
+          </w:p>
+        </w:tc>
+        <w:tc>
+          <w:tcPr>
+            <w:tcW w:type="dxa" w:w="1234"/>
+          </w:tcPr>
+          <w:p>
+            <w:r>
+              <w:t>https://www.wcoomd.org/en/topics/nomenclature/instrument-and-tools.aspx</w:t>
+            </w:r>
+          </w:p>
+        </w:tc>
+        <w:tc>
+          <w:tcPr>
+            <w:tcW w:type="dxa" w:w="1234"/>
+          </w:tcPr>
+          <w:p>
+            <w:r>
+              <w:t>General Interpretative Rules (incl. GRI 2(a)) govern classification of unassembled/disassembled knockdown goods; deep page</w:t>
+            </w:r>
+          </w:p>
+        </w:tc>
+      </w:tr>
     </w:tbl>
     <w:p>
       <w:pPr>
@@ -1002,6 +1146,20 @@
         <w:rPr>
           <w:b/>
         </w:rPr>
+        <w:t>SOURCE_FILE_PAGE</w:t>
+      </w:r>
+      <w:r>
+        <w:t>: not applicable — no candidate media file identified (no licence to assert)</w:t>
+      </w:r>
+    </w:p>
+    <w:p>
+      <w:pPr>
+        <w:pStyle w:val="ListBullet"/>
+      </w:pPr>
+      <w:r>
+        <w:rPr>
+          <w:b/>
+        </w:rPr>
         <w:t>RIGHTS_HOLDER</w:t>
       </w:r>
       <w:r>
@@ -1033,7 +1191,7 @@
         <w:t>CHECKED_DATE</w:t>
       </w:r>
       <w:r>
-        <w:t>: 2026-09-05</w:t>
+        <w:t>: 2026-09-06</w:t>
       </w:r>
     </w:p>
     <w:p>
@@ -1058,10 +1216,38 @@
         <w:rPr>
           <w:b/>
         </w:rPr>
+        <w:t>IMAGE_SCOPE_NOTE</w:t>
+      </w:r>
+      <w:r>
+        <w:t>: image must match the exact model family/topic only; must not imply a specific trim, model year, real VIN, in-person inspection or an actual transaction</w:t>
+      </w:r>
+    </w:p>
+    <w:p>
+      <w:pPr>
+        <w:pStyle w:val="ListBullet"/>
+      </w:pPr>
+      <w:r>
+        <w:rPr>
+          <w:b/>
+        </w:rPr>
         <w:t>IMAGE_RIGHTS_STATUS</w:t>
       </w:r>
       <w:r>
         <w:t>: FAIL</w:t>
+      </w:r>
+    </w:p>
+    <w:p>
+      <w:pPr>
+        <w:pStyle w:val="ListBullet"/>
+      </w:pPr>
+      <w:r>
+        <w:rPr>
+          <w:b/>
+        </w:rPr>
+        <w:t>BLOCK_REASON</w:t>
+      </w:r>
+      <w:r>
+        <w:t>: No reusable image could be secured: Wikimedia Commons/Flickr are unreachable from the research environment, stock libraries require authenticated API/licence access, and an OEM webpage image is NOT a commercial reuse grant. No AutoBridge-owned photo exists. Record kept FAIL rather than asserted.</w:t>
       </w:r>
     </w:p>
     <w:p>
